--- a/rapports/2026-06-06/EQ14/EQ14_enq1_v2/DR_malforme_1_11202E_11/71-74-61-66.docx
+++ b/rapports/2026-06-06/EQ14/EQ14_enq1_v2/DR_malforme_1_11202E_11/71-74-61-66.docx
@@ -1745,7 +1745,7 @@
                 <w:i w:val="0"/>
                 <w:sz w:val="17"/>
               </w:rPr>
-              <w:t>La section n'est pas renseignée pour ROUGUI BA, prière de la renseigner.</w:t>
+              <w:t>La section n'est pas renseignée pour SOULEYMANE BA, prière de la renseigner.</w:t>
             </w:r>
           </w:p>
         </w:tc>
